--- a/manuscript/title_page.docx
+++ b/manuscript/title_page.docx
@@ -37,7 +37,7 @@
     </w:p>
     <w:p>
       <w:r>
-        <w:t>Word count of full article (excluding references and figure legends): 2410</w:t>
+        <w:t>Word count of full article (excluding references and figure legends): 2422</w:t>
       </w:r>
     </w:p>
     <w:sectPr>

--- a/manuscript/title_page.docx
+++ b/manuscript/title_page.docx
@@ -37,7 +37,7 @@
     </w:p>
     <w:p>
       <w:r>
-        <w:t>Word count of full article (excluding references and figure legends): 2422</w:t>
+        <w:t>Word count of full article (excluding references and figure legends): 2403</w:t>
       </w:r>
     </w:p>
     <w:sectPr>

--- a/manuscript/title_page.docx
+++ b/manuscript/title_page.docx
@@ -37,7 +37,7 @@
     </w:p>
     <w:p>
       <w:r>
-        <w:t>Word count of full article (excluding references and figure legends): 2403</w:t>
+        <w:t>Word count of full article (excluding references and figure legends): 2931</w:t>
       </w:r>
     </w:p>
     <w:sectPr>
